--- a/courts/second-circuit/connecticut/state/supreme-court/petition-for-rehearing/usage/OUTPUT-petition-for-rehearing.docx
+++ b/courts/second-circuit/connecticut/state/supreme-court/petition-for-rehearing/usage/OUTPUT-petition-for-rehearing.docx
@@ -265,13 +265,7 @@
         <w:pStyle w:val="BodyText"/>
       </w:pPr>
       <w:r>
-        <w:t xml:space="preserve">Pursuant to Practice Book §§ 60-⁠1 and 71</w:t>
-      </w:r>
-      <w:r>
-        <w:noBreakHyphen/>
-      </w:r>
-      <w:r>
-        <w:t xml:space="preserve">5, and for the reasons set forth herein, the State of Connecticut hereby requests that this Court reconsider its decision in the above-captioned case en banc. The majority in this sharply divided case misapplied the standard of review for harmless error. Reconsideration en banc is required to clarify that standard and to ensure that it is properly applied in this case and in future cases.</w:t>
+        <w:t xml:space="preserve">Pursuant to Practice Book §§ 60-⁠1 and 71-⁠5, and for the reasons set forth herein, the State of Connecticut hereby requests that this Court reconsider its decision in the above-captioned case en banc. The majority in this sharply divided case misapplied the standard of review for harmless error. Reconsideration en banc is required to clarify that standard and to ensure that it is properly applied in this case and in future cases.</w:t>
       </w:r>
     </w:p>
     <w:p>
@@ -643,13 +637,7 @@
         <w:t xml:space="preserve"> </w:t>
       </w:r>
       <w:r>
-        <w:t xml:space="preserve">at 64</w:t>
-      </w:r>
-      <w:r>
-        <w:noBreakHyphen/>
-      </w:r>
-      <w:r>
-        <w:t xml:space="preserve">65. The Court focused particularly on B’s mother’s testimony that B</w:t>
+        <w:t xml:space="preserve">at 64-⁠65. The Court focused particularly on B’s mother’s testimony that B</w:t>
       </w:r>
       <w:r>
         <w:t xml:space="preserve"> </w:t>
@@ -808,19 +796,7 @@
         <w:t xml:space="preserve">State v. Fernando V.</w:t>
       </w:r>
       <w:r>
-        <w:t xml:space="preserve">, 331 Conn. at 201</w:t>
-      </w:r>
-      <w:r>
-        <w:noBreakHyphen/>
-      </w:r>
-      <w:r>
-        <w:t xml:space="preserve">11, 214</w:t>
-      </w:r>
-      <w:r>
-        <w:noBreakHyphen/>
-      </w:r>
-      <w:r>
-        <w:t xml:space="preserve">15. A majority of this Court rejected both of the state’s arguments.</w:t>
+        <w:t xml:space="preserve">, 331 Conn. at 201-⁠11, 214-⁠15. A majority of this Court rejected both of the state’s arguments.</w:t>
       </w:r>
     </w:p>
     <w:p>
@@ -900,13 +876,7 @@
         <w:t xml:space="preserve"> </w:t>
       </w:r>
       <w:r>
-        <w:t xml:space="preserve">at 221</w:t>
-      </w:r>
-      <w:r>
-        <w:noBreakHyphen/>
-      </w:r>
-      <w:r>
-        <w:t xml:space="preserve">22.</w:t>
+        <w:t xml:space="preserve">at 221-⁠22.</w:t>
       </w:r>
     </w:p>
     <w:p>
@@ -956,7 +926,7 @@
         <w:t xml:space="preserve"> </w:t>
       </w:r>
       <w:r>
-        <w:t xml:space="preserve">“more withdrawn and . . . that she would stay in her room,”</w:t>
+        <w:t xml:space="preserve">“more withdrawn and ⁠. ⁠. ⁠. that she would stay in her room,”</w:t>
       </w:r>
       <w:r>
         <w:t xml:space="preserve"> </w:t>
@@ -998,13 +968,7 @@
         <w:t xml:space="preserve"> </w:t>
       </w:r>
       <w:r>
-        <w:t xml:space="preserve">at 229</w:t>
-      </w:r>
-      <w:r>
-        <w:noBreakHyphen/>
-      </w:r>
-      <w:r>
-        <w:t xml:space="preserve">31.</w:t>
+        <w:t xml:space="preserve">at 229-⁠31.</w:t>
       </w:r>
     </w:p>
     <w:p>
@@ -1258,13 +1222,7 @@
         <w:t xml:space="preserve"> </w:t>
       </w:r>
       <w:r>
-        <w:t xml:space="preserve">at 236</w:t>
-      </w:r>
-      <w:r>
-        <w:noBreakHyphen/>
-      </w:r>
-      <w:r>
-        <w:t xml:space="preserve">37. The dissent also noted that the jury had returned a verdict of guilty on all counts after deliberating for several hours, indicating</w:t>
+        <w:t xml:space="preserve">at 236-⁠37. The dissent also noted that the jury had returned a verdict of guilty on all counts after deliberating for several hours, indicating</w:t>
       </w:r>
       <w:r>
         <w:t xml:space="preserve"> </w:t>
@@ -1522,13 +1480,7 @@
         <w:t xml:space="preserve"> </w:t>
       </w:r>
       <w:r>
-        <w:t xml:space="preserve">at 230</w:t>
-      </w:r>
-      <w:r>
-        <w:noBreakHyphen/>
-      </w:r>
-      <w:r>
-        <w:t xml:space="preserve">31. From this testimony, the jury could reasonably have inferred that B did not exhibit the symptoms described by the state’s expert as typical of sexual assault victims.</w:t>
+        <w:t xml:space="preserve">at 230-⁠31. From this testimony, the jury could reasonably have inferred that B did not exhibit the symptoms described by the state’s expert as typical of sexual assault victims.</w:t>
       </w:r>
     </w:p>
     <w:p>
@@ -1542,7 +1494,7 @@
         <w:t xml:space="preserve"> </w:t>
       </w:r>
       <w:r>
-        <w:t xml:space="preserve">“examine the impact of the . . . evidence on the trier of fact and the result of the trial”</w:t>
+        <w:t xml:space="preserve">“examine the impact of the ⁠. ⁠. ⁠. evidence on the trier of fact and the result of the trial”</w:t>
       </w:r>
       <w:r>
         <w:t xml:space="preserve"> </w:t>
@@ -1612,13 +1564,7 @@
         <w:t xml:space="preserve">State v. Favoccia</w:t>
       </w:r>
       <w:r>
-        <w:t xml:space="preserve">, 306 Conn. at 808</w:t>
-      </w:r>
-      <w:r>
-        <w:noBreakHyphen/>
-      </w:r>
-      <w:r>
-        <w:t xml:space="preserve">09 (internal quotation marks omitted)). These factors presuppose that the evidence be considered in its totality, along with the reasonable inferences that the jury could draw therefrom, in order to determine whether the jury’s verdict was substantially swayed by the error.</w:t>
+        <w:t xml:space="preserve">, 306 Conn. at 808-⁠09 (internal quotation marks omitted)). These factors presuppose that the evidence be considered in its totality, along with the reasonable inferences that the jury could draw therefrom, in order to determine whether the jury’s verdict was substantially swayed by the error.</w:t>
       </w:r>
     </w:p>
     <w:p>
@@ -1634,19 +1580,7 @@
         <w:pStyle w:val="BodyText"/>
       </w:pPr>
       <w:r>
-        <w:t xml:space="preserve">The majority also erred in its assessment of the strength of the state’s case. Although there was no corroborating physical evidence or any direct witnesses to the sexual assaults, as is typical in sexual assault cases, B’s brother twice observed the defendant acting suspiciously around B. B’s mother also testified as a constancy of accusation witness, further corroborating B’s testimony. T</w:t>
-      </w:r>
-      <w:r>
-        <w:noBreakHyphen/>
-      </w:r>
-      <w:r>
-        <w:t xml:space="preserve">2/25/14 at 144</w:t>
-      </w:r>
-      <w:r>
-        <w:noBreakHyphen/>
-      </w:r>
-      <w:r>
-        <w:t xml:space="preserve">45. Any inconsistencies in B’s story or lack of detail in her account were fully explored on cross-examination.</w:t>
+        <w:t xml:space="preserve">The majority also erred in its assessment of the strength of the state’s case. Although there was no corroborating physical evidence or any direct witnesses to the sexual assaults, as is typical in sexual assault cases, B’s brother twice observed the defendant acting suspiciously around B. B’s mother also testified as a constancy of accusation witness, further corroborating B’s testimony. T-⁠2/25/14 at 144-⁠45. Any inconsistencies in B’s story or lack of detail in her account were fully explored on cross-examination.</w:t>
       </w:r>
       <w:r>
         <w:t xml:space="preserve"> </w:t>
@@ -1662,31 +1596,7 @@
         <w:t xml:space="preserve"> </w:t>
       </w:r>
       <w:r>
-        <w:t xml:space="preserve">at 34</w:t>
-      </w:r>
-      <w:r>
-        <w:noBreakHyphen/>
-      </w:r>
-      <w:r>
-        <w:t xml:space="preserve">74, 81</w:t>
-      </w:r>
-      <w:r>
-        <w:noBreakHyphen/>
-      </w:r>
-      <w:r>
-        <w:t xml:space="preserve">82. The state’s expert was also cross-examined about the behavioral characteristics of sexual assault victims. T</w:t>
-      </w:r>
-      <w:r>
-        <w:noBreakHyphen/>
-      </w:r>
-      <w:r>
-        <w:t xml:space="preserve">3/4/14 at 91</w:t>
-      </w:r>
-      <w:r>
-        <w:noBreakHyphen/>
-      </w:r>
-      <w:r>
-        <w:t xml:space="preserve">94. Again, the majority overlooks this evidence in its harmless error analysis, yet another misapplication of the standard of review.</w:t>
+        <w:t xml:space="preserve">at 34-⁠74, 81-⁠82. The state’s expert was also cross-examined about the behavioral characteristics of sexual assault victims. T-⁠3/4/14 at 91-⁠94. Again, the majority overlooks this evidence in its harmless error analysis, yet another misapplication of the standard of review.</w:t>
       </w:r>
     </w:p>
     <w:p>
@@ -1762,7 +1672,7 @@
         <w:t xml:space="preserve"> </w:t>
       </w:r>
       <w:r>
-        <w:t xml:space="preserve">“this emotionally charged subject was mentioned repeatedly . . . during the state’s case-in-chief”</w:t>
+        <w:t xml:space="preserve">“this emotionally charged subject was mentioned repeatedly ⁠. ⁠. ⁠. during the state’s case-in-chief”</w:t>
       </w:r>
       <w:r>
         <w:t xml:space="preserve"> </w:t>
@@ -2181,9 +2091,7 @@
               <w:t xml:space="preserve"> </w:t>
             </w:r>
             <w:r>
-              <w:t xml:space="preserve">258</w:t>
-              <w:noBreakHyphen/>
-              <w:t xml:space="preserve">5807</w:t>
+              <w:t xml:space="preserve">258-⁠5807</w:t>
             </w:r>
           </w:p>
           <w:p>
@@ -2205,9 +2113,7 @@
               <w:t xml:space="preserve"> </w:t>
             </w:r>
             <w:r>
-              <w:t xml:space="preserve">258</w:t>
-              <w:noBreakHyphen/>
-              <w:t xml:space="preserve">5828</w:t>
+              <w:t xml:space="preserve">258-⁠5828</w:t>
             </w:r>
           </w:p>
           <w:p>
@@ -2446,9 +2352,7 @@
         <w:t xml:space="preserve"> </w:t>
       </w:r>
       <w:r>
-        <w:t xml:space="preserve">66</w:t>
-        <w:noBreakHyphen/>
-        <w:t xml:space="preserve">2(b)</w:t>
+        <w:t xml:space="preserve">66-⁠2(b)</w:t>
       </w:r>
       <w:r>
         <w:t xml:space="preserve"> </w:t>
@@ -2799,9 +2703,7 @@
               <w:t xml:space="preserve"> </w:t>
             </w:r>
             <w:r>
-              <w:t xml:space="preserve">62</w:t>
-              <w:noBreakHyphen/>
-              <w:t xml:space="preserve">7.</w:t>
+              <w:t xml:space="preserve">62-⁠7.</w:t>
             </w:r>
           </w:p>
           <w:p>
@@ -3623,7 +3525,7 @@
     <w:qFormat/>
     <w:pPr>
       <w:keepLines/>
-      <w:spacing w:before="0" w:after="138" w:line="414" w:lineRule="exact"/>
+      <w:spacing w:before="44" w:after="138" w:line="414" w:lineRule="exact"/>
     </w:pPr>
     <w:rPr>
       <w:sz w:val="24"/>
